--- a/documentation/Siyka_project_summary_ Сийка.docx
+++ b/documentation/Siyka_project_summary_ Сийка.docx
@@ -3359,7 +3359,27 @@
                 <w:sz w:val="24"/>
                 <w:szCs w:val="24"/>
               </w:rPr>
-              <w:t xml:space="preserve">Показва всички налични продукти с детайли за количество и категория </w:t>
+              <w:t>Показва всички налични продукти с детайли за</w:t>
+            </w:r>
+            <w:r>
+              <w:rPr>
+                <w:rFonts w:ascii="Times New Roman" w:hAnsi="Times New Roman" w:cs="Times New Roman"/>
+                <w:i w:val="0"/>
+                <w:sz w:val="24"/>
+                <w:szCs w:val="24"/>
+              </w:rPr>
+              <w:t xml:space="preserve"> каталожна цена </w:t>
+            </w:r>
+            <w:bookmarkStart w:id="0" w:name="_GoBack"/>
+            <w:bookmarkEnd w:id="0"/>
+            <w:r>
+              <w:rPr>
+                <w:rFonts w:ascii="Times New Roman" w:hAnsi="Times New Roman" w:cs="Times New Roman"/>
+                <w:i w:val="0"/>
+                <w:sz w:val="24"/>
+                <w:szCs w:val="24"/>
+              </w:rPr>
+              <w:t xml:space="preserve">и категория </w:t>
             </w:r>
           </w:p>
         </w:tc>
@@ -4374,8 +4394,8 @@
                 <w:szCs w:val="24"/>
               </w:rPr>
             </w:pPr>
-            <w:bookmarkStart w:id="0" w:name="_Hlk220419366"/>
-            <w:bookmarkStart w:id="1" w:name="_Hlk220419305"/>
+            <w:bookmarkStart w:id="1" w:name="_Hlk220419366"/>
+            <w:bookmarkStart w:id="2" w:name="_Hlk220419305"/>
             <w:r>
               <w:rPr>
                 <w:rFonts w:ascii="Times New Roman" w:hAnsi="Times New Roman" w:cs="Times New Roman"/>
@@ -4966,7 +4986,7 @@
           </w:p>
         </w:tc>
       </w:tr>
-      <w:bookmarkEnd w:id="0"/>
+      <w:bookmarkEnd w:id="1"/>
       <w:tr>
         <w:tblPrEx>
           <w:tblCellMar>
@@ -5218,8 +5238,6 @@
               </w:rPr>
               <w:t>modified</w:t>
             </w:r>
-            <w:bookmarkStart w:id="2" w:name="_GoBack"/>
-            <w:bookmarkEnd w:id="2"/>
             <w:r>
               <w:rPr>
                 <w:rFonts w:ascii="Times New Roman" w:hAnsi="Times New Roman" w:cs="Times New Roman"/>
@@ -6426,7 +6444,7 @@
           </w:p>
         </w:tc>
       </w:tr>
-      <w:bookmarkEnd w:id="1"/>
+      <w:bookmarkEnd w:id="2"/>
       <w:tr>
         <w:tblPrEx>
           <w:tblCellMar>
@@ -10370,7 +10388,7 @@
 </file>
 
 <file path=customXml/itemProps1.xml><?xml version="1.0" encoding="utf-8"?>
-<ds:datastoreItem xmlns:ds="http://schemas.openxmlformats.org/officeDocument/2006/customXml" ds:itemID="{61348857-8311-4958-ACA3-3687D5510CFC}">
+<ds:datastoreItem xmlns:ds="http://schemas.openxmlformats.org/officeDocument/2006/customXml" ds:itemID="{4F3F6A89-EC9B-480F-92D5-2B6CF8B693C2}">
   <ds:schemaRefs>
     <ds:schemaRef ds:uri="http://schemas.openxmlformats.org/officeDocument/2006/bibliography"/>
   </ds:schemaRefs>
